--- a/public/files/application_car.docx
+++ b/public/files/application_car.docx
@@ -1874,7 +1874,7 @@
           <w:u w:val="single"/>
           <w:lang w:val="hy-AM"/>
         </w:rPr>
-        <w:t>Դիանա Պապիկյան Արմենի</w:t>
+        <w:t>${client}</w:t>
       </w:r>
       <w:r>
         <w:rPr>
@@ -2112,7 +2112,57 @@
           <w:u w:val="single"/>
           <w:lang w:val="hy-AM"/>
         </w:rPr>
-        <w:t>Գյումրի, Ճան շին 2 հանրակացարան</w:t>
+        <w:t xml:space="preserve">${city}, </w:t>
+      </w:r>
+      <w:r>
+        <w:rPr>
+          <w:rFonts w:ascii="Sylfaen" w:hAnsi="Sylfaen" w:cs="Sylfaen"/>
+          <w:sz w:val="24"/>
+          <w:szCs w:val="24"/>
+          <w:u w:val="single"/>
+          <w:lang w:val="hy-AM"/>
+        </w:rPr>
+        <w:t>${</w:t>
+      </w:r>
+      <w:r>
+        <w:rPr>
+          <w:rFonts w:ascii="Sylfaen" w:hAnsi="Sylfaen" w:cs="Sylfaen"/>
+          <w:sz w:val="24"/>
+          <w:szCs w:val="24"/>
+          <w:u w:val="single"/>
+          <w:lang w:val="hy-AM"/>
+        </w:rPr>
+        <w:t>address</w:t>
+      </w:r>
+      <w:r>
+        <w:rPr>
+          <w:rFonts w:ascii="Sylfaen" w:hAnsi="Sylfaen" w:cs="Sylfaen"/>
+          <w:sz w:val="24"/>
+          <w:szCs w:val="24"/>
+          <w:u w:val="single"/>
+          <w:lang w:val="hy-AM"/>
+        </w:rPr>
+        <w:t>}</w:t>
+      </w:r>
+      <w:r>
+        <w:rPr>
+          <w:rFonts w:ascii="Sylfaen" w:hAnsi="Sylfaen" w:cs="Sylfaen"/>
+          <w:sz w:val="24"/>
+          <w:szCs w:val="24"/>
+          <w:u w:val="single"/>
+          <w:lang w:val="hy-AM"/>
+        </w:rPr>
+        <w:t xml:space="preserve"> </w:t>
+      </w:r>
+      <w:r>
+        <w:rPr>
+          <w:rFonts w:ascii="Sylfaen" w:hAnsi="Sylfaen" w:cs="Sylfaen"/>
+          <w:sz w:val="24"/>
+          <w:szCs w:val="24"/>
+          <w:u w:val="single"/>
+          <w:lang w:val="hy-AM"/>
+        </w:rPr>
+        <w:t xml:space="preserve"> </w:t>
       </w:r>
       <w:r>
         <w:rPr>
@@ -2209,7 +2259,7 @@
           <w:u w:val="single"/>
           <w:lang w:val="hy-AM"/>
         </w:rPr>
-        <w:t>AO0567155, 06/05/2026, 064</w:t>
+        <w:t>${pass}</w:t>
       </w:r>
       <w:r>
         <w:rPr>
@@ -3522,6 +3572,16 @@
           <w:lang w:val="hy-AM"/>
         </w:rPr>
         <w:t xml:space="preserve"> </w:t>
+      </w:r>
+      <w:r>
+        <w:rPr>
+          <w:rFonts w:ascii="Sylfaen" w:hAnsi="Sylfaen"/>
+          <w:sz w:val="24"/>
+          <w:szCs w:val="24"/>
+          <w:u w:val="single"/>
+          <w:lang w:val="hy-AM"/>
+        </w:rPr>
+        <w:t>$</w:t>
       </w:r>
       <w:r>
         <w:rPr>
@@ -4904,9 +4964,8 @@
           <w:sz w:val="24"/>
           <w:szCs w:val="24"/>
           <w:u w:val="single"/>
-          <w:lang w:val="hy-AM"/>
-        </w:rPr>
-        <w:t>19</w:t>
+        </w:rPr>
+        <w:t>${day}</w:t>
       </w:r>
       <w:r>
         <w:rPr>
@@ -4964,7 +5023,7 @@
           <w:u w:val="single"/>
           <w:lang w:val="hy-AM"/>
         </w:rPr>
-        <w:t>Հունիս</w:t>
+        <w:t>${month_arm}</w:t>
       </w:r>
       <w:r>
         <w:rPr>
@@ -4984,16 +5043,6 @@
           <w:u w:val="single"/>
           <w:lang w:val="hy-AM"/>
         </w:rPr>
-        <w:t xml:space="preserve">     </w:t>
-      </w:r>
-      <w:r>
-        <w:rPr>
-          <w:rFonts w:ascii="Sylfaen" w:hAnsi="Sylfaen" w:cs="Sylfaen"/>
-          <w:sz w:val="24"/>
-          <w:szCs w:val="24"/>
-          <w:u w:val="single"/>
-          <w:lang w:val="hy-AM"/>
-        </w:rPr>
         <w:t xml:space="preserve">  </w:t>
       </w:r>
       <w:r>
@@ -5001,27 +5050,19 @@
           <w:rFonts w:ascii="Sylfaen" w:hAnsi="Sylfaen" w:cs="Sylfaen"/>
           <w:sz w:val="24"/>
           <w:szCs w:val="24"/>
-          <w:lang w:val="hy-AM"/>
-        </w:rPr>
-        <w:t>20</w:t>
-      </w:r>
-      <w:r>
-        <w:rPr>
-          <w:rFonts w:ascii="Sylfaen" w:hAnsi="Sylfaen" w:cs="Sylfaen"/>
-          <w:sz w:val="24"/>
-          <w:szCs w:val="24"/>
-          <w:lang w:val="hy-AM"/>
-        </w:rPr>
-        <w:t>2</w:t>
-      </w:r>
-      <w:r>
-        <w:rPr>
-          <w:rFonts w:ascii="Sylfaen" w:hAnsi="Sylfaen" w:cs="Sylfaen"/>
-          <w:sz w:val="24"/>
-          <w:szCs w:val="24"/>
-          <w:lang w:val="hy-AM"/>
-        </w:rPr>
-        <w:t>6</w:t>
+          <w:u w:val="single"/>
+          <w:lang w:val="hy-AM"/>
+        </w:rPr>
+        <w:t>$</w:t>
+      </w:r>
+      <w:r>
+        <w:rPr>
+          <w:rFonts w:ascii="Sylfaen" w:hAnsi="Sylfaen" w:cs="Sylfaen"/>
+          <w:sz w:val="24"/>
+          <w:szCs w:val="24"/>
+          <w:lang w:val="hy-AM"/>
+        </w:rPr>
+        <w:t>{year}</w:t>
       </w:r>
       <w:r>
         <w:rPr>

--- a/public/files/application_car.docx
+++ b/public/files/application_car.docx
@@ -2532,7 +2532,47 @@
           <w:u w:val="single"/>
           <w:lang w:val="hy-AM"/>
         </w:rPr>
-        <w:t xml:space="preserve">                                                 </w:t>
+        <w:t xml:space="preserve">          </w:t>
+      </w:r>
+      <w:r>
+        <w:rPr>
+          <w:rFonts w:ascii="Sylfaen" w:hAnsi="Sylfaen" w:cs="Sylfaen"/>
+          <w:sz w:val="24"/>
+          <w:szCs w:val="24"/>
+          <w:u w:val="single"/>
+          <w:lang w:val="hy-AM"/>
+        </w:rPr>
+        <w:t>${</w:t>
+      </w:r>
+      <w:r>
+        <w:rPr>
+          <w:rFonts w:ascii="Sylfaen" w:hAnsi="Sylfaen" w:cs="Sylfaen"/>
+          <w:sz w:val="24"/>
+          <w:szCs w:val="24"/>
+          <w:u w:val="single"/>
+          <w:lang w:val="hy-AM"/>
+        </w:rPr>
+        <w:t>representative</w:t>
+      </w:r>
+      <w:r>
+        <w:rPr>
+          <w:rFonts w:ascii="Sylfaen" w:hAnsi="Sylfaen" w:cs="Sylfaen"/>
+          <w:sz w:val="24"/>
+          <w:szCs w:val="24"/>
+          <w:u w:val="single"/>
+          <w:lang w:val="hy-AM"/>
+        </w:rPr>
+        <w:t>}</w:t>
+      </w:r>
+      <w:r>
+        <w:rPr>
+          <w:rFonts w:ascii="Sylfaen" w:hAnsi="Sylfaen" w:cs="Sylfaen"/>
+          <w:sz w:val="24"/>
+          <w:szCs w:val="24"/>
+          <w:u w:val="single"/>
+          <w:lang w:val="hy-AM"/>
+        </w:rPr>
+        <w:t xml:space="preserve">                                       </w:t>
       </w:r>
       <w:r>
         <w:rPr>
@@ -2790,7 +2830,39 @@
           <w:u w:val="single"/>
           <w:lang w:val="hy-AM"/>
         </w:rPr>
-        <w:t xml:space="preserve">            </w:t>
+        <w:t xml:space="preserve">   </w:t>
+      </w:r>
+      <w:r>
+        <w:rPr>
+          <w:rFonts w:ascii="Sylfaen" w:hAnsi="Sylfaen"/>
+          <w:u w:val="single"/>
+          <w:lang w:val="hy-AM"/>
+        </w:rPr>
+        <w:t>${</w:t>
+      </w:r>
+      <w:r>
+        <w:rPr>
+          <w:rFonts w:ascii="Sylfaen" w:hAnsi="Sylfaen"/>
+          <w:u w:val="single"/>
+          <w:lang w:val="hy-AM"/>
+        </w:rPr>
+        <w:t>rep_pass</w:t>
+      </w:r>
+      <w:r>
+        <w:rPr>
+          <w:rFonts w:ascii="Sylfaen" w:hAnsi="Sylfaen"/>
+          <w:u w:val="single"/>
+          <w:lang w:val="hy-AM"/>
+        </w:rPr>
+        <w:t>}</w:t>
+      </w:r>
+      <w:r>
+        <w:rPr>
+          <w:rFonts w:ascii="Sylfaen" w:hAnsi="Sylfaen"/>
+          <w:u w:val="single"/>
+          <w:lang w:val="hy-AM"/>
+        </w:rPr>
+        <w:t xml:space="preserve">         </w:t>
       </w:r>
       <w:r>
         <w:rPr>

--- a/public/files/application_car.docx
+++ b/public/files/application_car.docx
@@ -2122,6 +2122,16 @@
           <w:u w:val="single"/>
           <w:lang w:val="hy-AM"/>
         </w:rPr>
+        <w:t xml:space="preserve"> </w:t>
+      </w:r>
+      <w:r>
+        <w:rPr>
+          <w:rFonts w:ascii="Sylfaen" w:hAnsi="Sylfaen" w:cs="Sylfaen"/>
+          <w:sz w:val="24"/>
+          <w:szCs w:val="24"/>
+          <w:u w:val="single"/>
+          <w:lang w:val="hy-AM"/>
+        </w:rPr>
         <w:t>${</w:t>
       </w:r>
       <w:r>
@@ -2132,7 +2142,7 @@
           <w:u w:val="single"/>
           <w:lang w:val="hy-AM"/>
         </w:rPr>
-        <w:t>address</w:t>
+        <w:t>street</w:t>
       </w:r>
       <w:r>
         <w:rPr>
@@ -4616,17 +4626,17 @@
           <w:u w:val="single"/>
           <w:lang w:val="hy-AM"/>
         </w:rPr>
-        <w:t xml:space="preserve">  </w:t>
-      </w:r>
-      <w:r>
-        <w:rPr>
-          <w:rFonts w:ascii="Sylfaen" w:hAnsi="Sylfaen" w:cs="Sylfaen"/>
-          <w:sz w:val="24"/>
-          <w:szCs w:val="24"/>
-          <w:u w:val="single"/>
-          <w:lang w:val="hy-AM"/>
-        </w:rPr>
         <w:t>${pr_amount}</w:t>
+      </w:r>
+      <w:r>
+        <w:rPr>
+          <w:rFonts w:ascii="Sylfaen" w:hAnsi="Sylfaen" w:cs="Sylfaen"/>
+          <w:sz w:val="24"/>
+          <w:szCs w:val="24"/>
+          <w:u w:val="single"/>
+          <w:lang w:val="hy-AM"/>
+        </w:rPr>
+        <w:t xml:space="preserve"> </w:t>
       </w:r>
       <w:r>
         <w:rPr>

--- a/public/files/application_car.docx
+++ b/public/files/application_car.docx
@@ -4626,7 +4626,27 @@
           <w:u w:val="single"/>
           <w:lang w:val="hy-AM"/>
         </w:rPr>
-        <w:t>${pr_amount}</w:t>
+        <w:t>${</w:t>
+      </w:r>
+      <w:r>
+        <w:rPr>
+          <w:rFonts w:ascii="Sylfaen" w:hAnsi="Sylfaen" w:cs="Sylfaen"/>
+          <w:sz w:val="24"/>
+          <w:szCs w:val="24"/>
+          <w:u w:val="single"/>
+          <w:lang w:val="hy-AM"/>
+        </w:rPr>
+        <w:t>contract</w:t>
+      </w:r>
+      <w:r>
+        <w:rPr>
+          <w:rFonts w:ascii="Sylfaen" w:hAnsi="Sylfaen" w:cs="Sylfaen"/>
+          <w:sz w:val="24"/>
+          <w:szCs w:val="24"/>
+          <w:u w:val="single"/>
+          <w:lang w:val="hy-AM"/>
+        </w:rPr>
+        <w:t>_amount}</w:t>
       </w:r>
       <w:r>
         <w:rPr>
